--- a/backend/download_templates/业务类/消防维保合同模板.docx
+++ b/backend/download_templates/业务类/消防维保合同模板.docx
@@ -12,277 +12,488 @@
           <w:b/>
           <w:sz w:val="44"/>
         </w:rPr>
-        <w:t>消防维保合同</w:t>
+        <w:t>消防设施维护保养合同</w:t>
       </w:r>
     </w:p>
     <w:p/>
     <w:p>
-      <w:pPr>
-        <w:jc w:val="left"/>
-      </w:pPr>
       <w:r>
         <w:rPr>
           <w:rFonts w:ascii="Microsoft YaHei" w:hAnsi="Microsoft YaHei" w:eastAsia="Microsoft YaHei"/>
           <w:sz w:val="24"/>
         </w:rPr>
-        <w:t>甲方（委托方）：</w:t>
+        <w:t>合同编号：</w:t>
       </w:r>
       <w:r>
         <w:rPr>
           <w:rFonts w:ascii="Microsoft YaHei" w:hAnsi="Microsoft YaHei" w:eastAsia="Microsoft YaHei"/>
           <w:sz w:val="24"/>
         </w:rPr>
-        <w:t xml:space="preserve"> ______________________________</w:t>
+        <w:t>____________________</w:t>
+      </w:r>
+    </w:p>
+    <w:p/>
+    <w:p>
+      <w:r>
+        <w:rPr>
+          <w:rFonts w:ascii="Microsoft YaHei" w:hAnsi="Microsoft YaHei" w:eastAsia="Microsoft YaHei"/>
+          <w:b/>
+          <w:sz w:val="24"/>
+        </w:rPr>
+        <w:t>委托方（甲方）：</w:t>
       </w:r>
     </w:p>
     <w:p>
-      <w:pPr>
-        <w:jc w:val="left"/>
-      </w:pPr>
       <w:r>
         <w:rPr>
           <w:rFonts w:ascii="Microsoft YaHei" w:hAnsi="Microsoft YaHei" w:eastAsia="Microsoft YaHei"/>
           <w:sz w:val="24"/>
         </w:rPr>
-        <w:t>乙方（维保方）：</w:t>
+        <w:t>名称：</w:t>
       </w:r>
       <w:r>
         <w:rPr>
           <w:rFonts w:ascii="Microsoft YaHei" w:hAnsi="Microsoft YaHei" w:eastAsia="Microsoft YaHei"/>
           <w:sz w:val="24"/>
         </w:rPr>
-        <w:t xml:space="preserve"> ______________________________</w:t>
+        <w:t>______________________________</w:t>
       </w:r>
     </w:p>
-    <w:p/>
     <w:p>
-      <w:pPr>
-        <w:jc w:val="left"/>
-      </w:pPr>
       <w:r>
         <w:rPr>
           <w:rFonts w:ascii="Microsoft YaHei" w:hAnsi="Microsoft YaHei" w:eastAsia="Microsoft YaHei"/>
           <w:sz w:val="24"/>
         </w:rPr>
-        <w:t>消防设施安装地址：</w:t>
+        <w:t>地址：</w:t>
       </w:r>
       <w:r>
         <w:rPr>
           <w:rFonts w:ascii="Microsoft YaHei" w:hAnsi="Microsoft YaHei" w:eastAsia="Microsoft YaHei"/>
           <w:sz w:val="24"/>
         </w:rPr>
-        <w:t xml:space="preserve"> ______________________________</w:t>
+        <w:t>______________________________</w:t>
       </w:r>
     </w:p>
     <w:p>
-      <w:pPr>
-        <w:jc w:val="left"/>
-      </w:pPr>
       <w:r>
         <w:rPr>
           <w:rFonts w:ascii="Microsoft YaHei" w:hAnsi="Microsoft YaHei" w:eastAsia="Microsoft YaHei"/>
           <w:sz w:val="24"/>
         </w:rPr>
-        <w:t>消防设施类型及数量：</w:t>
+        <w:t>联系人：</w:t>
       </w:r>
       <w:r>
         <w:rPr>
           <w:rFonts w:ascii="Microsoft YaHei" w:hAnsi="Microsoft YaHei" w:eastAsia="Microsoft YaHei"/>
           <w:sz w:val="24"/>
         </w:rPr>
-        <w:t xml:space="preserve"> ______________________________</w:t>
+        <w:t>______________________________</w:t>
       </w:r>
     </w:p>
     <w:p>
-      <w:pPr>
-        <w:jc w:val="left"/>
-      </w:pPr>
       <w:r>
         <w:rPr>
           <w:rFonts w:ascii="Microsoft YaHei" w:hAnsi="Microsoft YaHei" w:eastAsia="Microsoft YaHei"/>
           <w:sz w:val="24"/>
         </w:rPr>
-        <w:t>维保内容：</w:t>
+        <w:t>联系电话：</w:t>
       </w:r>
       <w:r>
         <w:rPr>
           <w:rFonts w:ascii="Microsoft YaHei" w:hAnsi="Microsoft YaHei" w:eastAsia="Microsoft YaHei"/>
           <w:sz w:val="24"/>
         </w:rPr>
-        <w:t xml:space="preserve"> ______________________________</w:t>
+        <w:t>______________________________</w:t>
+      </w:r>
+    </w:p>
+    <w:p/>
+    <w:p>
+      <w:r>
+        <w:rPr>
+          <w:rFonts w:ascii="Microsoft YaHei" w:hAnsi="Microsoft YaHei" w:eastAsia="Microsoft YaHei"/>
+          <w:b/>
+          <w:sz w:val="24"/>
+        </w:rPr>
+        <w:t>受托方（乙方）：</w:t>
       </w:r>
     </w:p>
     <w:p>
-      <w:pPr>
-        <w:jc w:val="left"/>
-      </w:pPr>
       <w:r>
         <w:rPr>
           <w:rFonts w:ascii="Microsoft YaHei" w:hAnsi="Microsoft YaHei" w:eastAsia="Microsoft YaHei"/>
           <w:sz w:val="24"/>
         </w:rPr>
-        <w:t>维保期限：</w:t>
+        <w:t>名称：</w:t>
       </w:r>
       <w:r>
         <w:rPr>
           <w:rFonts w:ascii="Microsoft YaHei" w:hAnsi="Microsoft YaHei" w:eastAsia="Microsoft YaHei"/>
           <w:sz w:val="24"/>
         </w:rPr>
-        <w:t xml:space="preserve"> ______________________________</w:t>
+        <w:t>______________________________</w:t>
       </w:r>
     </w:p>
     <w:p>
-      <w:pPr>
-        <w:jc w:val="left"/>
-      </w:pPr>
       <w:r>
         <w:rPr>
           <w:rFonts w:ascii="Microsoft YaHei" w:hAnsi="Microsoft YaHei" w:eastAsia="Microsoft YaHei"/>
           <w:sz w:val="24"/>
         </w:rPr>
-        <w:t>维保费用及支付方式：</w:t>
+        <w:t>地址：</w:t>
       </w:r>
       <w:r>
         <w:rPr>
           <w:rFonts w:ascii="Microsoft YaHei" w:hAnsi="Microsoft YaHei" w:eastAsia="Microsoft YaHei"/>
           <w:sz w:val="24"/>
         </w:rPr>
-        <w:t xml:space="preserve"> ______________________________</w:t>
+        <w:t>______________________________</w:t>
       </w:r>
     </w:p>
-    <w:p/>
     <w:p>
-      <w:pPr>
-        <w:jc w:val="left"/>
-      </w:pPr>
       <w:r>
         <w:rPr>
           <w:rFonts w:ascii="Microsoft YaHei" w:hAnsi="Microsoft YaHei" w:eastAsia="Microsoft YaHei"/>
           <w:sz w:val="24"/>
         </w:rPr>
-        <w:t>双方权利与义务：</w:t>
+        <w:t>资质等级：</w:t>
       </w:r>
       <w:r>
         <w:rPr>
           <w:rFonts w:ascii="Microsoft YaHei" w:hAnsi="Microsoft YaHei" w:eastAsia="Microsoft YaHei"/>
           <w:sz w:val="24"/>
         </w:rPr>
-        <w:t xml:space="preserve"> ______________________________</w:t>
+        <w:t>______________________________</w:t>
       </w:r>
     </w:p>
     <w:p>
-      <w:pPr>
-        <w:jc w:val="left"/>
-      </w:pPr>
       <w:r>
         <w:rPr>
           <w:rFonts w:ascii="Microsoft YaHei" w:hAnsi="Microsoft YaHei" w:eastAsia="Microsoft YaHei"/>
           <w:sz w:val="24"/>
         </w:rPr>
-        <w:t>安全责任：</w:t>
+        <w:t>联系人：</w:t>
       </w:r>
       <w:r>
         <w:rPr>
           <w:rFonts w:ascii="Microsoft YaHei" w:hAnsi="Microsoft YaHei" w:eastAsia="Microsoft YaHei"/>
           <w:sz w:val="24"/>
         </w:rPr>
-        <w:t xml:space="preserve"> ______________________________</w:t>
+        <w:t>______________________________</w:t>
       </w:r>
     </w:p>
     <w:p>
-      <w:pPr>
-        <w:jc w:val="left"/>
-      </w:pPr>
       <w:r>
         <w:rPr>
           <w:rFonts w:ascii="Microsoft YaHei" w:hAnsi="Microsoft YaHei" w:eastAsia="Microsoft YaHei"/>
           <w:sz w:val="24"/>
         </w:rPr>
-        <w:t>违约责任：</w:t>
+        <w:t>联系电话：</w:t>
       </w:r>
       <w:r>
         <w:rPr>
           <w:rFonts w:ascii="Microsoft YaHei" w:hAnsi="Microsoft YaHei" w:eastAsia="Microsoft YaHei"/>
           <w:sz w:val="24"/>
         </w:rPr>
-        <w:t xml:space="preserve"> ______________________________</w:t>
-      </w:r>
-    </w:p>
-    <w:p>
-      <w:pPr>
-        <w:jc w:val="left"/>
-      </w:pPr>
-      <w:r>
-        <w:rPr>
-          <w:rFonts w:ascii="Microsoft YaHei" w:hAnsi="Microsoft YaHei" w:eastAsia="Microsoft YaHei"/>
-          <w:sz w:val="24"/>
-        </w:rPr>
-        <w:t>争议解决方式：</w:t>
-      </w:r>
-      <w:r>
-        <w:rPr>
-          <w:rFonts w:ascii="Microsoft YaHei" w:hAnsi="Microsoft YaHei" w:eastAsia="Microsoft YaHei"/>
-          <w:sz w:val="24"/>
-        </w:rPr>
-        <w:t xml:space="preserve"> ______________________________</w:t>
+        <w:t>______________________________</w:t>
       </w:r>
     </w:p>
     <w:p/>
     <w:p>
       <w:pPr>
-        <w:jc w:val="left"/>
+        <w:ind w:firstLine="420"/>
       </w:pPr>
       <w:r>
         <w:rPr>
           <w:rFonts w:ascii="Microsoft YaHei" w:hAnsi="Microsoft YaHei" w:eastAsia="Microsoft YaHei"/>
+          <w:b w:val="0"/>
           <w:sz w:val="24"/>
         </w:rPr>
-        <w:t>甲方签章：</w:t>
+        <w:t>根据《中华人民共和国消防法》及相关规定，甲乙双方就消防设施维护保养事宜协商一致，签订本合同。</w:t>
       </w:r>
+    </w:p>
+    <w:p/>
+    <w:p>
       <w:r>
         <w:rPr>
           <w:rFonts w:ascii="Microsoft YaHei" w:hAnsi="Microsoft YaHei" w:eastAsia="Microsoft YaHei"/>
+          <w:b/>
           <w:sz w:val="24"/>
         </w:rPr>
-        <w:t xml:space="preserve"> ____________________</w:t>
+        <w:t>一、维保范围</w:t>
       </w:r>
     </w:p>
     <w:p>
       <w:pPr>
-        <w:jc w:val="left"/>
+        <w:ind w:firstLine="420"/>
       </w:pPr>
       <w:r>
         <w:rPr>
           <w:rFonts w:ascii="Microsoft YaHei" w:hAnsi="Microsoft YaHei" w:eastAsia="Microsoft YaHei"/>
+          <w:b w:val="0"/>
           <w:sz w:val="24"/>
         </w:rPr>
-        <w:t>乙方签章：</w:t>
-      </w:r>
-      <w:r>
-        <w:rPr>
-          <w:rFonts w:ascii="Microsoft YaHei" w:hAnsi="Microsoft YaHei" w:eastAsia="Microsoft YaHei"/>
-          <w:sz w:val="24"/>
-        </w:rPr>
-        <w:t xml:space="preserve"> ____________________</w:t>
+        <w:t>1. 火灾自动报警系统</w:t>
       </w:r>
     </w:p>
     <w:p>
       <w:pPr>
-        <w:jc w:val="left"/>
+        <w:ind w:firstLine="420"/>
       </w:pPr>
       <w:r>
         <w:rPr>
           <w:rFonts w:ascii="Microsoft YaHei" w:hAnsi="Microsoft YaHei" w:eastAsia="Microsoft YaHei"/>
+          <w:b w:val="0"/>
           <w:sz w:val="24"/>
         </w:rPr>
-        <w:t>签订日期：</w:t>
+        <w:t>2. 自动喷水灭火系统</w:t>
       </w:r>
+    </w:p>
+    <w:p>
+      <w:pPr>
+        <w:ind w:firstLine="420"/>
+      </w:pPr>
       <w:r>
         <w:rPr>
           <w:rFonts w:ascii="Microsoft YaHei" w:hAnsi="Microsoft YaHei" w:eastAsia="Microsoft YaHei"/>
+          <w:b w:val="0"/>
           <w:sz w:val="24"/>
         </w:rPr>
-        <w:t xml:space="preserve"> ____________________</w:t>
+        <w:t>3. 消火栓系统</w:t>
+      </w:r>
+    </w:p>
+    <w:p>
+      <w:pPr>
+        <w:ind w:firstLine="420"/>
+      </w:pPr>
+      <w:r>
+        <w:rPr>
+          <w:rFonts w:ascii="Microsoft YaHei" w:hAnsi="Microsoft YaHei" w:eastAsia="Microsoft YaHei"/>
+          <w:b w:val="0"/>
+          <w:sz w:val="24"/>
+        </w:rPr>
+        <w:t>4. 应急照明和疏散指示系统</w:t>
+      </w:r>
+    </w:p>
+    <w:p>
+      <w:pPr>
+        <w:ind w:firstLine="420"/>
+      </w:pPr>
+      <w:r>
+        <w:rPr>
+          <w:rFonts w:ascii="Microsoft YaHei" w:hAnsi="Microsoft YaHei" w:eastAsia="Microsoft YaHei"/>
+          <w:b w:val="0"/>
+          <w:sz w:val="24"/>
+        </w:rPr>
+        <w:t>5. 灭火器</w:t>
+      </w:r>
+    </w:p>
+    <w:p>
+      <w:pPr>
+        <w:ind w:firstLine="420"/>
+      </w:pPr>
+      <w:r>
+        <w:rPr>
+          <w:rFonts w:ascii="Microsoft YaHei" w:hAnsi="Microsoft YaHei" w:eastAsia="Microsoft YaHei"/>
+          <w:b w:val="0"/>
+          <w:sz w:val="24"/>
+        </w:rPr>
+        <w:t>6. 其他：________________</w:t>
+      </w:r>
+    </w:p>
+    <w:p/>
+    <w:p>
+      <w:r>
+        <w:rPr>
+          <w:rFonts w:ascii="Microsoft YaHei" w:hAnsi="Microsoft YaHei" w:eastAsia="Microsoft YaHei"/>
+          <w:b/>
+          <w:sz w:val="24"/>
+        </w:rPr>
+        <w:t>二、维保期限</w:t>
+      </w:r>
+    </w:p>
+    <w:p>
+      <w:pPr>
+        <w:ind w:firstLine="420"/>
+      </w:pPr>
+      <w:r>
+        <w:rPr>
+          <w:rFonts w:ascii="Microsoft YaHei" w:hAnsi="Microsoft YaHei" w:eastAsia="Microsoft YaHei"/>
+          <w:b w:val="0"/>
+          <w:sz w:val="24"/>
+        </w:rPr>
+        <w:t>自____年____月____日起至____年____月____日止。</w:t>
+      </w:r>
+    </w:p>
+    <w:p/>
+    <w:p>
+      <w:r>
+        <w:rPr>
+          <w:rFonts w:ascii="Microsoft YaHei" w:hAnsi="Microsoft YaHei" w:eastAsia="Microsoft YaHei"/>
+          <w:b/>
+          <w:sz w:val="24"/>
+        </w:rPr>
+        <w:t>三、维保内容</w:t>
+      </w:r>
+    </w:p>
+    <w:p>
+      <w:pPr>
+        <w:ind w:firstLine="420"/>
+      </w:pPr>
+      <w:r>
+        <w:rPr>
+          <w:rFonts w:ascii="Microsoft YaHei" w:hAnsi="Microsoft YaHei" w:eastAsia="Microsoft YaHei"/>
+          <w:b w:val="0"/>
+          <w:sz w:val="24"/>
+        </w:rPr>
+        <w:t>1. 定期检查、测试消防设施；</w:t>
+      </w:r>
+    </w:p>
+    <w:p>
+      <w:pPr>
+        <w:ind w:firstLine="420"/>
+      </w:pPr>
+      <w:r>
+        <w:rPr>
+          <w:rFonts w:ascii="Microsoft YaHei" w:hAnsi="Microsoft YaHei" w:eastAsia="Microsoft YaHei"/>
+          <w:b w:val="0"/>
+          <w:sz w:val="24"/>
+        </w:rPr>
+        <w:t>2. 发现故障及时维修；</w:t>
+      </w:r>
+    </w:p>
+    <w:p>
+      <w:pPr>
+        <w:ind w:firstLine="420"/>
+      </w:pPr>
+      <w:r>
+        <w:rPr>
+          <w:rFonts w:ascii="Microsoft YaHei" w:hAnsi="Microsoft YaHei" w:eastAsia="Microsoft YaHei"/>
+          <w:b w:val="0"/>
+          <w:sz w:val="24"/>
+        </w:rPr>
+        <w:t>3. 建立维保档案；</w:t>
+      </w:r>
+    </w:p>
+    <w:p>
+      <w:pPr>
+        <w:ind w:firstLine="420"/>
+      </w:pPr>
+      <w:r>
+        <w:rPr>
+          <w:rFonts w:ascii="Microsoft YaHei" w:hAnsi="Microsoft YaHei" w:eastAsia="Microsoft YaHei"/>
+          <w:b w:val="0"/>
+          <w:sz w:val="24"/>
+        </w:rPr>
+        <w:t>4. 提供技术咨询服务。</w:t>
+      </w:r>
+    </w:p>
+    <w:p/>
+    <w:p>
+      <w:r>
+        <w:rPr>
+          <w:rFonts w:ascii="Microsoft YaHei" w:hAnsi="Microsoft YaHei" w:eastAsia="Microsoft YaHei"/>
+          <w:b/>
+          <w:sz w:val="24"/>
+        </w:rPr>
+        <w:t>四、维保费用</w:t>
+      </w:r>
+    </w:p>
+    <w:p>
+      <w:pPr>
+        <w:ind w:firstLine="420"/>
+      </w:pPr>
+      <w:r>
+        <w:rPr>
+          <w:rFonts w:ascii="Microsoft YaHei" w:hAnsi="Microsoft YaHei" w:eastAsia="Microsoft YaHei"/>
+          <w:b w:val="0"/>
+          <w:sz w:val="24"/>
+        </w:rPr>
+        <w:t>1. 年度维保费：人民币____元。</w:t>
+      </w:r>
+    </w:p>
+    <w:p>
+      <w:pPr>
+        <w:ind w:firstLine="420"/>
+      </w:pPr>
+      <w:r>
+        <w:rPr>
+          <w:rFonts w:ascii="Microsoft YaHei" w:hAnsi="Microsoft YaHei" w:eastAsia="Microsoft YaHei"/>
+          <w:b w:val="0"/>
+          <w:sz w:val="24"/>
+        </w:rPr>
+        <w:t>2. 付款方式：________________</w:t>
+      </w:r>
+    </w:p>
+    <w:p/>
+    <w:p>
+      <w:r>
+        <w:rPr>
+          <w:rFonts w:ascii="Microsoft YaHei" w:hAnsi="Microsoft YaHei" w:eastAsia="Microsoft YaHei"/>
+          <w:b/>
+          <w:sz w:val="24"/>
+        </w:rPr>
+        <w:t>五、双方权利义务</w:t>
+      </w:r>
+    </w:p>
+    <w:p>
+      <w:pPr>
+        <w:ind w:firstLine="420"/>
+      </w:pPr>
+      <w:r>
+        <w:rPr>
+          <w:rFonts w:ascii="Microsoft YaHei" w:hAnsi="Microsoft YaHei" w:eastAsia="Microsoft YaHei"/>
+          <w:b w:val="0"/>
+          <w:sz w:val="24"/>
+        </w:rPr>
+        <w:t>甲方应配合乙方工作，按时支付费用；乙方应按规范进行维保，确保设施正常运行。</w:t>
+      </w:r>
+    </w:p>
+    <w:p/>
+    <w:p>
+      <w:r>
+        <w:rPr>
+          <w:rFonts w:ascii="Microsoft YaHei" w:hAnsi="Microsoft YaHei" w:eastAsia="Microsoft YaHei"/>
+          <w:b/>
+          <w:sz w:val="24"/>
+        </w:rPr>
+        <w:t>六、其他约定</w:t>
+      </w:r>
+    </w:p>
+    <w:p>
+      <w:pPr>
+        <w:ind w:firstLine="420"/>
+      </w:pPr>
+      <w:r>
+        <w:rPr>
+          <w:rFonts w:ascii="Microsoft YaHei" w:hAnsi="Microsoft YaHei" w:eastAsia="Microsoft YaHei"/>
+          <w:b w:val="0"/>
+          <w:sz w:val="24"/>
+        </w:rPr>
+        <w:t>本合同一式两份，甲乙双方各执一份，自双方签字盖章之日起生效。</w:t>
+      </w:r>
+    </w:p>
+    <w:p/>
+    <w:p/>
+    <w:p>
+      <w:r>
+        <w:rPr>
+          <w:rFonts w:ascii="Microsoft YaHei" w:hAnsi="Microsoft YaHei" w:eastAsia="Microsoft YaHei"/>
+          <w:b w:val="0"/>
+          <w:sz w:val="24"/>
+        </w:rPr>
+        <w:t>甲方（盖章）：                          乙方（盖章）：</w:t>
+      </w:r>
+    </w:p>
+    <w:p/>
+    <w:p>
+      <w:r>
+        <w:rPr>
+          <w:rFonts w:ascii="Microsoft YaHei" w:hAnsi="Microsoft YaHei" w:eastAsia="Microsoft YaHei"/>
+          <w:b w:val="0"/>
+          <w:sz w:val="24"/>
+        </w:rPr>
+        <w:t>签订日期：____年____月____日</w:t>
       </w:r>
     </w:p>
     <w:sectPr>
@@ -658,10 +869,6 @@
     <w:name w:val="Normal"/>
     <w:qFormat/>
     <w:rsid w:val="00FC693F"/>
-    <w:rPr>
-      <w:rFonts w:ascii="Microsoft YaHei" w:hAnsi="Microsoft YaHei" w:eastAsia="Microsoft YaHei"/>
-      <w:sz w:val="24"/>
-    </w:rPr>
   </w:style>
   <w:style w:type="paragraph" w:styleId="Header">
     <w:name w:val="header"/>
